--- a/klagomål/A 34929-2024 FSC-klagomål.docx
+++ b/klagomål/A 34929-2024 FSC-klagomål.docx
@@ -872,7 +872,7 @@
     <w:r>
       <w:tab/>
       <w:tab/>
-      <w:t>2026-09-14</w:t>
+      <w:t>2026-09-15</w:t>
       <w:br/>
       <w:br/>
     </w:r>

--- a/klagomål/A 34929-2024 FSC-klagomål.docx
+++ b/klagomål/A 34929-2024 FSC-klagomål.docx
@@ -872,7 +872,7 @@
     <w:r>
       <w:tab/>
       <w:tab/>
-      <w:t>2026-09-15</w:t>
+      <w:t>2026-09-16</w:t>
       <w:br/>
       <w:br/>
     </w:r>

--- a/klagomål/A 34929-2024 FSC-klagomål.docx
+++ b/klagomål/A 34929-2024 FSC-klagomål.docx
@@ -872,7 +872,7 @@
     <w:r>
       <w:tab/>
       <w:tab/>
-      <w:t>2026-09-16</w:t>
+      <w:t>2026-09-17</w:t>
       <w:br/>
       <w:br/>
     </w:r>

--- a/klagomål/A 34929-2024 FSC-klagomål.docx
+++ b/klagomål/A 34929-2024 FSC-klagomål.docx
@@ -872,7 +872,7 @@
     <w:r>
       <w:tab/>
       <w:tab/>
-      <w:t>2026-09-17</w:t>
+      <w:t>2026-09-18</w:t>
       <w:br/>
       <w:br/>
     </w:r>

--- a/klagomål/A 34929-2024 FSC-klagomål.docx
+++ b/klagomål/A 34929-2024 FSC-klagomål.docx
@@ -872,7 +872,7 @@
     <w:r>
       <w:tab/>
       <w:tab/>
-      <w:t>2026-09-18</w:t>
+      <w:t>2026-09-19</w:t>
       <w:br/>
       <w:br/>
     </w:r>

--- a/klagomål/A 34929-2024 FSC-klagomål.docx
+++ b/klagomål/A 34929-2024 FSC-klagomål.docx
@@ -872,7 +872,7 @@
     <w:r>
       <w:tab/>
       <w:tab/>
-      <w:t>2026-09-19</w:t>
+      <w:t>2026-09-21</w:t>
       <w:br/>
       <w:br/>
     </w:r>

--- a/klagomål/A 34929-2024 FSC-klagomål.docx
+++ b/klagomål/A 34929-2024 FSC-klagomål.docx
@@ -872,7 +872,7 @@
     <w:r>
       <w:tab/>
       <w:tab/>
-      <w:t>2026-09-21</w:t>
+      <w:t>2026-09-23</w:t>
       <w:br/>
       <w:br/>
     </w:r>

--- a/klagomål/A 34929-2024 FSC-klagomål.docx
+++ b/klagomål/A 34929-2024 FSC-klagomål.docx
@@ -872,7 +872,7 @@
     <w:r>
       <w:tab/>
       <w:tab/>
-      <w:t>2026-09-23</w:t>
+      <w:t>2026-09-24</w:t>
       <w:br/>
       <w:br/>
     </w:r>

--- a/klagomål/A 34929-2024 FSC-klagomål.docx
+++ b/klagomål/A 34929-2024 FSC-klagomål.docx
@@ -872,7 +872,7 @@
     <w:r>
       <w:tab/>
       <w:tab/>
-      <w:t>2026-09-24</w:t>
+      <w:t>2026-09-25</w:t>
       <w:br/>
       <w:br/>
     </w:r>

--- a/klagomål/A 34929-2024 FSC-klagomål.docx
+++ b/klagomål/A 34929-2024 FSC-klagomål.docx
@@ -872,7 +872,7 @@
     <w:r>
       <w:tab/>
       <w:tab/>
-      <w:t>2026-09-25</w:t>
+      <w:t>2026-09-26</w:t>
       <w:br/>
       <w:br/>
     </w:r>

--- a/klagomål/A 34929-2024 FSC-klagomål.docx
+++ b/klagomål/A 34929-2024 FSC-klagomål.docx
@@ -872,7 +872,7 @@
     <w:r>
       <w:tab/>
       <w:tab/>
-      <w:t>2026-09-26</w:t>
+      <w:t>2026-09-27</w:t>
       <w:br/>
       <w:br/>
     </w:r>

--- a/klagomål/A 34929-2024 FSC-klagomål.docx
+++ b/klagomål/A 34929-2024 FSC-klagomål.docx
@@ -872,7 +872,7 @@
     <w:r>
       <w:tab/>
       <w:tab/>
-      <w:t>2026-09-27</w:t>
+      <w:t>2026-09-28</w:t>
       <w:br/>
       <w:br/>
     </w:r>

--- a/klagomål/A 34929-2024 FSC-klagomål.docx
+++ b/klagomål/A 34929-2024 FSC-klagomål.docx
@@ -872,7 +872,7 @@
     <w:r>
       <w:tab/>
       <w:tab/>
-      <w:t>2026-09-28</w:t>
+      <w:t>2026-09-29</w:t>
       <w:br/>
       <w:br/>
     </w:r>

--- a/klagomål/A 34929-2024 FSC-klagomål.docx
+++ b/klagomål/A 34929-2024 FSC-klagomål.docx
@@ -221,7 +221,7 @@
     </w:p>
     <w:p>
       <w:r>
-        <w:t>I och inom 24 meter från avverkningsanmälan finns fynd av 12 naturvårdsarter, varav 5 är rödlistade, 2 är fridlysta, 6 är typiska (T) och 5 är signalarter (S): sammetstaggsvamp (EN), violgubbe (EN), gul taggsvamp (VU, T), dofttaggsvamp (NT, T), gultoppig fingersvamp (NT), olivspindling (S), rödgul trumpetsvamp (S), skogsknipprot (S, T, §8), svart trolldruva (S, T), svavelriska (S), blåsippa (T, §9) och svarta vinbär (T). Se Figur 1.</w:t>
+        <w:t>I och inom 24 meter från avverkningsanmälan finns fynd av 14 naturvårdsarter, varav 5 är rödlistade, 4 är fridlysta, 6 är typiska (T) och 5 är signalarter (S): sammetstaggsvamp (EN), violgubbe (EN), gul taggsvamp (VU, T), dofttaggsvamp (NT, T), gultoppig fingersvamp (NT), olivspindling (S), rödgul trumpetsvamp (S), skogsknipprot (S, T, §8), svart trolldruva (S, T), svavelriska (S), blåsippa (T, §9), svarta vinbär (T), fläcknycklar (§8) och nattviol (§8). Se Figur 1.</w:t>
       </w:r>
     </w:p>
     <w:p>
@@ -557,7 +557,7 @@
         <w:rPr>
           <w:i/>
         </w:rPr>
-        <w:t>I det avverkningsanmälda skogsområdet har 12 naturvårdsarter varav 5 rödlistade arter sina livsmiljöer och växtplatser.</w:t>
+        <w:t>I det avverkningsanmälda skogsområdet har 14 naturvårdsarter varav 5 rödlistade arter sina livsmiljöer och växtplatser.</w:t>
       </w:r>
     </w:p>
     <w:p>
@@ -872,7 +872,7 @@
     <w:r>
       <w:tab/>
       <w:tab/>
-      <w:t>2026-09-29</w:t>
+      <w:t>2026-09-30</w:t>
       <w:br/>
       <w:br/>
     </w:r>

--- a/klagomål/A 34929-2024 FSC-klagomål.docx
+++ b/klagomål/A 34929-2024 FSC-klagomål.docx
@@ -872,7 +872,7 @@
     <w:r>
       <w:tab/>
       <w:tab/>
-      <w:t>2026-09-30</w:t>
+      <w:t>2026-10-01</w:t>
       <w:br/>
       <w:br/>
     </w:r>

--- a/klagomål/A 34929-2024 FSC-klagomål.docx
+++ b/klagomål/A 34929-2024 FSC-klagomål.docx
@@ -872,7 +872,7 @@
     <w:r>
       <w:tab/>
       <w:tab/>
-      <w:t>2026-10-01</w:t>
+      <w:t>2026-10-02</w:t>
       <w:br/>
       <w:br/>
     </w:r>

--- a/klagomål/A 34929-2024 FSC-klagomål.docx
+++ b/klagomål/A 34929-2024 FSC-klagomål.docx
@@ -872,7 +872,7 @@
     <w:r>
       <w:tab/>
       <w:tab/>
-      <w:t>2026-10-02</w:t>
+      <w:t>2026-10-03</w:t>
       <w:br/>
       <w:br/>
     </w:r>

--- a/klagomål/A 34929-2024 FSC-klagomål.docx
+++ b/klagomål/A 34929-2024 FSC-klagomål.docx
@@ -872,7 +872,7 @@
     <w:r>
       <w:tab/>
       <w:tab/>
-      <w:t>2026-10-03</w:t>
+      <w:t>2026-10-04</w:t>
       <w:br/>
       <w:br/>
     </w:r>

--- a/klagomål/A 34929-2024 FSC-klagomål.docx
+++ b/klagomål/A 34929-2024 FSC-klagomål.docx
@@ -872,7 +872,7 @@
     <w:r>
       <w:tab/>
       <w:tab/>
-      <w:t>2026-10-04</w:t>
+      <w:t>2026-10-05</w:t>
       <w:br/>
       <w:br/>
     </w:r>

--- a/klagomål/A 34929-2024 FSC-klagomål.docx
+++ b/klagomål/A 34929-2024 FSC-klagomål.docx
@@ -872,7 +872,7 @@
     <w:r>
       <w:tab/>
       <w:tab/>
-      <w:t>2026-10-05</w:t>
+      <w:t>2026-10-06</w:t>
       <w:br/>
       <w:br/>
     </w:r>

--- a/klagomål/A 34929-2024 FSC-klagomål.docx
+++ b/klagomål/A 34929-2024 FSC-klagomål.docx
@@ -872,7 +872,7 @@
     <w:r>
       <w:tab/>
       <w:tab/>
-      <w:t>2026-10-06</w:t>
+      <w:t>2026-10-07</w:t>
       <w:br/>
       <w:br/>
     </w:r>

--- a/klagomål/A 34929-2024 FSC-klagomål.docx
+++ b/klagomål/A 34929-2024 FSC-klagomål.docx
@@ -872,7 +872,7 @@
     <w:r>
       <w:tab/>
       <w:tab/>
-      <w:t>2026-10-07</w:t>
+      <w:t>2026-10-08</w:t>
       <w:br/>
       <w:br/>
     </w:r>

--- a/klagomål/A 34929-2024 FSC-klagomål.docx
+++ b/klagomål/A 34929-2024 FSC-klagomål.docx
@@ -872,7 +872,7 @@
     <w:r>
       <w:tab/>
       <w:tab/>
-      <w:t>2026-10-08</w:t>
+      <w:t>2026-10-09</w:t>
       <w:br/>
       <w:br/>
     </w:r>

--- a/klagomål/A 34929-2024 FSC-klagomål.docx
+++ b/klagomål/A 34929-2024 FSC-klagomål.docx
@@ -872,7 +872,7 @@
     <w:r>
       <w:tab/>
       <w:tab/>
-      <w:t>2026-10-09</w:t>
+      <w:t>2026-10-10</w:t>
       <w:br/>
       <w:br/>
     </w:r>

--- a/klagomål/A 34929-2024 FSC-klagomål.docx
+++ b/klagomål/A 34929-2024 FSC-klagomål.docx
@@ -872,7 +872,7 @@
     <w:r>
       <w:tab/>
       <w:tab/>
-      <w:t>2026-10-10</w:t>
+      <w:t>2026-10-11</w:t>
       <w:br/>
       <w:br/>
     </w:r>

--- a/klagomål/A 34929-2024 FSC-klagomål.docx
+++ b/klagomål/A 34929-2024 FSC-klagomål.docx
@@ -872,7 +872,7 @@
     <w:r>
       <w:tab/>
       <w:tab/>
-      <w:t>2026-10-11</w:t>
+      <w:t>2026-10-12</w:t>
       <w:br/>
       <w:br/>
     </w:r>

--- a/klagomål/A 34929-2024 FSC-klagomål.docx
+++ b/klagomål/A 34929-2024 FSC-klagomål.docx
@@ -872,7 +872,7 @@
     <w:r>
       <w:tab/>
       <w:tab/>
-      <w:t>2026-10-12</w:t>
+      <w:t>2026-10-13</w:t>
       <w:br/>
       <w:br/>
     </w:r>

--- a/klagomål/A 34929-2024 FSC-klagomål.docx
+++ b/klagomål/A 34929-2024 FSC-klagomål.docx
@@ -872,7 +872,7 @@
     <w:r>
       <w:tab/>
       <w:tab/>
-      <w:t>2026-10-13</w:t>
+      <w:t>2026-10-14</w:t>
       <w:br/>
       <w:br/>
     </w:r>

--- a/klagomål/A 34929-2024 FSC-klagomål.docx
+++ b/klagomål/A 34929-2024 FSC-klagomål.docx
@@ -872,7 +872,7 @@
     <w:r>
       <w:tab/>
       <w:tab/>
-      <w:t>2026-10-14</w:t>
+      <w:t>2026-10-15</w:t>
       <w:br/>
       <w:br/>
     </w:r>

--- a/klagomål/A 34929-2024 FSC-klagomål.docx
+++ b/klagomål/A 34929-2024 FSC-klagomål.docx
@@ -872,7 +872,7 @@
     <w:r>
       <w:tab/>
       <w:tab/>
-      <w:t>2026-10-15</w:t>
+      <w:t>2026-10-16</w:t>
       <w:br/>
       <w:br/>
     </w:r>

--- a/klagomål/A 34929-2024 FSC-klagomål.docx
+++ b/klagomål/A 34929-2024 FSC-klagomål.docx
@@ -872,7 +872,7 @@
     <w:r>
       <w:tab/>
       <w:tab/>
-      <w:t>2026-10-16</w:t>
+      <w:t>2026-10-17</w:t>
       <w:br/>
       <w:br/>
     </w:r>

--- a/klagomål/A 34929-2024 FSC-klagomål.docx
+++ b/klagomål/A 34929-2024 FSC-klagomål.docx
@@ -872,7 +872,7 @@
     <w:r>
       <w:tab/>
       <w:tab/>
-      <w:t>2026-10-17</w:t>
+      <w:t>2026-10-18</w:t>
       <w:br/>
       <w:br/>
     </w:r>

--- a/klagomål/A 34929-2024 FSC-klagomål.docx
+++ b/klagomål/A 34929-2024 FSC-klagomål.docx
@@ -872,7 +872,7 @@
     <w:r>
       <w:tab/>
       <w:tab/>
-      <w:t>2026-10-18</w:t>
+      <w:t>2026-10-19</w:t>
       <w:br/>
       <w:br/>
     </w:r>

--- a/klagomål/A 34929-2024 FSC-klagomål.docx
+++ b/klagomål/A 34929-2024 FSC-klagomål.docx
@@ -872,7 +872,7 @@
     <w:r>
       <w:tab/>
       <w:tab/>
-      <w:t>2026-10-19</w:t>
+      <w:t>2026-10-20</w:t>
       <w:br/>
       <w:br/>
     </w:r>

--- a/klagomål/A 34929-2024 FSC-klagomål.docx
+++ b/klagomål/A 34929-2024 FSC-klagomål.docx
@@ -872,7 +872,7 @@
     <w:r>
       <w:tab/>
       <w:tab/>
-      <w:t>2026-10-20</w:t>
+      <w:t>2026-10-21</w:t>
       <w:br/>
       <w:br/>
     </w:r>

--- a/klagomål/A 34929-2024 FSC-klagomål.docx
+++ b/klagomål/A 34929-2024 FSC-klagomål.docx
@@ -872,7 +872,7 @@
     <w:r>
       <w:tab/>
       <w:tab/>
-      <w:t>2026-10-21</w:t>
+      <w:t>2026-10-22</w:t>
       <w:br/>
       <w:br/>
     </w:r>

--- a/klagomål/A 34929-2024 FSC-klagomål.docx
+++ b/klagomål/A 34929-2024 FSC-klagomål.docx
@@ -872,7 +872,7 @@
     <w:r>
       <w:tab/>
       <w:tab/>
-      <w:t>2026-10-22</w:t>
+      <w:t>2026-10-23</w:t>
       <w:br/>
       <w:br/>
     </w:r>

--- a/klagomål/A 34929-2024 FSC-klagomål.docx
+++ b/klagomål/A 34929-2024 FSC-klagomål.docx
@@ -872,7 +872,7 @@
     <w:r>
       <w:tab/>
       <w:tab/>
-      <w:t>2026-10-23</w:t>
+      <w:t>2026-10-24</w:t>
       <w:br/>
       <w:br/>
     </w:r>

--- a/klagomål/A 34929-2024 FSC-klagomål.docx
+++ b/klagomål/A 34929-2024 FSC-klagomål.docx
@@ -872,7 +872,7 @@
     <w:r>
       <w:tab/>
       <w:tab/>
-      <w:t>2026-10-24</w:t>
+      <w:t>2026-10-25</w:t>
       <w:br/>
       <w:br/>
     </w:r>

--- a/klagomål/A 34929-2024 FSC-klagomål.docx
+++ b/klagomål/A 34929-2024 FSC-klagomål.docx
@@ -872,7 +872,7 @@
     <w:r>
       <w:tab/>
       <w:tab/>
-      <w:t>2026-10-25</w:t>
+      <w:t>2026-10-26</w:t>
       <w:br/>
       <w:br/>
     </w:r>

--- a/klagomål/A 34929-2024 FSC-klagomål.docx
+++ b/klagomål/A 34929-2024 FSC-klagomål.docx
@@ -872,7 +872,7 @@
     <w:r>
       <w:tab/>
       <w:tab/>
-      <w:t>2026-10-26</w:t>
+      <w:t>2026-10-27</w:t>
       <w:br/>
       <w:br/>
     </w:r>

--- a/klagomål/A 34929-2024 FSC-klagomål.docx
+++ b/klagomål/A 34929-2024 FSC-klagomål.docx
@@ -872,7 +872,7 @@
     <w:r>
       <w:tab/>
       <w:tab/>
-      <w:t>2026-10-27</w:t>
+      <w:t>2026-10-28</w:t>
       <w:br/>
       <w:br/>
     </w:r>

--- a/klagomål/A 34929-2024 FSC-klagomål.docx
+++ b/klagomål/A 34929-2024 FSC-klagomål.docx
@@ -872,7 +872,7 @@
     <w:r>
       <w:tab/>
       <w:tab/>
-      <w:t>2026-10-28</w:t>
+      <w:t>2026-10-29</w:t>
       <w:br/>
       <w:br/>
     </w:r>

--- a/klagomål/A 34929-2024 FSC-klagomål.docx
+++ b/klagomål/A 34929-2024 FSC-klagomål.docx
@@ -872,7 +872,7 @@
     <w:r>
       <w:tab/>
       <w:tab/>
-      <w:t>2026-10-29</w:t>
+      <w:t>2026-10-31</w:t>
       <w:br/>
       <w:br/>
     </w:r>
